--- a/klagomål/A 51875-2025 FSC-klagomål.docx
+++ b/klagomål/A 51875-2025 FSC-klagomål.docx
@@ -684,7 +684,7 @@
     <w:r>
       <w:tab/>
       <w:tab/>
-      <w:t>2025-10-23</w:t>
+      <w:t>2025-10-24</w:t>
       <w:br/>
       <w:br/>
     </w:r>

--- a/klagomål/A 51875-2025 FSC-klagomål.docx
+++ b/klagomål/A 51875-2025 FSC-klagomål.docx
@@ -684,7 +684,7 @@
     <w:r>
       <w:tab/>
       <w:tab/>
-      <w:t>2025-10-24</w:t>
+      <w:t>2025-10-25</w:t>
       <w:br/>
       <w:br/>
     </w:r>

--- a/klagomål/A 51875-2025 FSC-klagomål.docx
+++ b/klagomål/A 51875-2025 FSC-klagomål.docx
@@ -684,7 +684,7 @@
     <w:r>
       <w:tab/>
       <w:tab/>
-      <w:t>2025-10-25</w:t>
+      <w:t>2025-10-26</w:t>
       <w:br/>
       <w:br/>
     </w:r>

--- a/klagomål/A 51875-2025 FSC-klagomål.docx
+++ b/klagomål/A 51875-2025 FSC-klagomål.docx
@@ -684,7 +684,7 @@
     <w:r>
       <w:tab/>
       <w:tab/>
-      <w:t>2025-10-26</w:t>
+      <w:t>2025-10-27</w:t>
       <w:br/>
       <w:br/>
     </w:r>

--- a/klagomål/A 51875-2025 FSC-klagomål.docx
+++ b/klagomål/A 51875-2025 FSC-klagomål.docx
@@ -684,7 +684,7 @@
     <w:r>
       <w:tab/>
       <w:tab/>
-      <w:t>2025-10-27</w:t>
+      <w:t>2025-10-28</w:t>
       <w:br/>
       <w:br/>
     </w:r>

--- a/klagomål/A 51875-2025 FSC-klagomål.docx
+++ b/klagomål/A 51875-2025 FSC-klagomål.docx
@@ -684,7 +684,7 @@
     <w:r>
       <w:tab/>
       <w:tab/>
-      <w:t>2025-10-28</w:t>
+      <w:t>2025-10-29</w:t>
       <w:br/>
       <w:br/>
     </w:r>

--- a/klagomål/A 51875-2025 FSC-klagomål.docx
+++ b/klagomål/A 51875-2025 FSC-klagomål.docx
@@ -684,7 +684,7 @@
     <w:r>
       <w:tab/>
       <w:tab/>
-      <w:t>2025-10-29</w:t>
+      <w:t>2025-10-30</w:t>
       <w:br/>
       <w:br/>
     </w:r>

--- a/klagomål/A 51875-2025 FSC-klagomål.docx
+++ b/klagomål/A 51875-2025 FSC-klagomål.docx
@@ -684,7 +684,7 @@
     <w:r>
       <w:tab/>
       <w:tab/>
-      <w:t>2025-10-30</w:t>
+      <w:t>2025-10-31</w:t>
       <w:br/>
       <w:br/>
     </w:r>

--- a/klagomål/A 51875-2025 FSC-klagomål.docx
+++ b/klagomål/A 51875-2025 FSC-klagomål.docx
@@ -684,7 +684,7 @@
     <w:r>
       <w:tab/>
       <w:tab/>
-      <w:t>2025-10-31</w:t>
+      <w:t>2025-11-01</w:t>
       <w:br/>
       <w:br/>
     </w:r>

--- a/klagomål/A 51875-2025 FSC-klagomål.docx
+++ b/klagomål/A 51875-2025 FSC-klagomål.docx
@@ -684,7 +684,7 @@
     <w:r>
       <w:tab/>
       <w:tab/>
-      <w:t>2025-11-01</w:t>
+      <w:t>2025-11-02</w:t>
       <w:br/>
       <w:br/>
     </w:r>

--- a/klagomål/A 51875-2025 FSC-klagomål.docx
+++ b/klagomål/A 51875-2025 FSC-klagomål.docx
@@ -684,7 +684,7 @@
     <w:r>
       <w:tab/>
       <w:tab/>
-      <w:t>2025-11-02</w:t>
+      <w:t>2025-11-03</w:t>
       <w:br/>
       <w:br/>
     </w:r>

--- a/klagomål/A 51875-2025 FSC-klagomål.docx
+++ b/klagomål/A 51875-2025 FSC-klagomål.docx
@@ -684,7 +684,7 @@
     <w:r>
       <w:tab/>
       <w:tab/>
-      <w:t>2025-11-03</w:t>
+      <w:t>2025-11-04</w:t>
       <w:br/>
       <w:br/>
     </w:r>

--- a/klagomål/A 51875-2025 FSC-klagomål.docx
+++ b/klagomål/A 51875-2025 FSC-klagomål.docx
@@ -684,7 +684,7 @@
     <w:r>
       <w:tab/>
       <w:tab/>
-      <w:t>2025-11-04</w:t>
+      <w:t>2025-11-05</w:t>
       <w:br/>
       <w:br/>
     </w:r>

--- a/klagomål/A 51875-2025 FSC-klagomål.docx
+++ b/klagomål/A 51875-2025 FSC-klagomål.docx
@@ -684,7 +684,7 @@
     <w:r>
       <w:tab/>
       <w:tab/>
-      <w:t>2025-11-05</w:t>
+      <w:t>2025-11-06</w:t>
       <w:br/>
       <w:br/>
     </w:r>

--- a/klagomål/A 51875-2025 FSC-klagomål.docx
+++ b/klagomål/A 51875-2025 FSC-klagomål.docx
@@ -684,7 +684,7 @@
     <w:r>
       <w:tab/>
       <w:tab/>
-      <w:t>2025-11-06</w:t>
+      <w:t>2025-11-07</w:t>
       <w:br/>
       <w:br/>
     </w:r>

--- a/klagomål/A 51875-2025 FSC-klagomål.docx
+++ b/klagomål/A 51875-2025 FSC-klagomål.docx
@@ -684,7 +684,7 @@
     <w:r>
       <w:tab/>
       <w:tab/>
-      <w:t>2025-11-07</w:t>
+      <w:t>2025-11-08</w:t>
       <w:br/>
       <w:br/>
     </w:r>

--- a/klagomål/A 51875-2025 FSC-klagomål.docx
+++ b/klagomål/A 51875-2025 FSC-klagomål.docx
@@ -684,7 +684,7 @@
     <w:r>
       <w:tab/>
       <w:tab/>
-      <w:t>2025-11-08</w:t>
+      <w:t>2025-11-09</w:t>
       <w:br/>
       <w:br/>
     </w:r>

--- a/klagomål/A 51875-2025 FSC-klagomål.docx
+++ b/klagomål/A 51875-2025 FSC-klagomål.docx
@@ -684,7 +684,7 @@
     <w:r>
       <w:tab/>
       <w:tab/>
-      <w:t>2025-11-09</w:t>
+      <w:t>2025-11-10</w:t>
       <w:br/>
       <w:br/>
     </w:r>

--- a/klagomål/A 51875-2025 FSC-klagomål.docx
+++ b/klagomål/A 51875-2025 FSC-klagomål.docx
@@ -684,7 +684,7 @@
     <w:r>
       <w:tab/>
       <w:tab/>
-      <w:t>2025-11-10</w:t>
+      <w:t>2025-11-11</w:t>
       <w:br/>
       <w:br/>
     </w:r>

--- a/klagomål/A 51875-2025 FSC-klagomål.docx
+++ b/klagomål/A 51875-2025 FSC-klagomål.docx
@@ -684,7 +684,7 @@
     <w:r>
       <w:tab/>
       <w:tab/>
-      <w:t>2025-11-11</w:t>
+      <w:t>2025-11-12</w:t>
       <w:br/>
       <w:br/>
     </w:r>

--- a/klagomål/A 51875-2025 FSC-klagomål.docx
+++ b/klagomål/A 51875-2025 FSC-klagomål.docx
@@ -684,7 +684,7 @@
     <w:r>
       <w:tab/>
       <w:tab/>
-      <w:t>2025-11-12</w:t>
+      <w:t>2025-11-13</w:t>
       <w:br/>
       <w:br/>
     </w:r>

--- a/klagomål/A 51875-2025 FSC-klagomål.docx
+++ b/klagomål/A 51875-2025 FSC-klagomål.docx
@@ -684,7 +684,7 @@
     <w:r>
       <w:tab/>
       <w:tab/>
-      <w:t>2025-11-13</w:t>
+      <w:t>2025-11-14</w:t>
       <w:br/>
       <w:br/>
     </w:r>

--- a/klagomål/A 51875-2025 FSC-klagomål.docx
+++ b/klagomål/A 51875-2025 FSC-klagomål.docx
@@ -684,7 +684,7 @@
     <w:r>
       <w:tab/>
       <w:tab/>
-      <w:t>2025-11-14</w:t>
+      <w:t>2025-11-15</w:t>
       <w:br/>
       <w:br/>
     </w:r>

--- a/klagomål/A 51875-2025 FSC-klagomål.docx
+++ b/klagomål/A 51875-2025 FSC-klagomål.docx
@@ -684,7 +684,7 @@
     <w:r>
       <w:tab/>
       <w:tab/>
-      <w:t>2025-11-15</w:t>
+      <w:t>2025-11-20</w:t>
       <w:br/>
       <w:br/>
     </w:r>

--- a/klagomål/A 51875-2025 FSC-klagomål.docx
+++ b/klagomål/A 51875-2025 FSC-klagomål.docx
@@ -684,7 +684,7 @@
     <w:r>
       <w:tab/>
       <w:tab/>
-      <w:t>2025-11-20</w:t>
+      <w:t>2025-11-21</w:t>
       <w:br/>
       <w:br/>
     </w:r>

--- a/klagomål/A 51875-2025 FSC-klagomål.docx
+++ b/klagomål/A 51875-2025 FSC-klagomål.docx
@@ -684,7 +684,7 @@
     <w:r>
       <w:tab/>
       <w:tab/>
-      <w:t>2025-11-21</w:t>
+      <w:t>2025-11-22</w:t>
       <w:br/>
       <w:br/>
     </w:r>

--- a/klagomål/A 51875-2025 FSC-klagomål.docx
+++ b/klagomål/A 51875-2025 FSC-klagomål.docx
@@ -684,7 +684,7 @@
     <w:r>
       <w:tab/>
       <w:tab/>
-      <w:t>2025-11-22</w:t>
+      <w:t>2025-11-23</w:t>
       <w:br/>
       <w:br/>
     </w:r>

--- a/klagomål/A 51875-2025 FSC-klagomål.docx
+++ b/klagomål/A 51875-2025 FSC-klagomål.docx
@@ -684,7 +684,7 @@
     <w:r>
       <w:tab/>
       <w:tab/>
-      <w:t>2025-11-23</w:t>
+      <w:t>2025-11-24</w:t>
       <w:br/>
       <w:br/>
     </w:r>

--- a/klagomål/A 51875-2025 FSC-klagomål.docx
+++ b/klagomål/A 51875-2025 FSC-klagomål.docx
@@ -684,7 +684,7 @@
     <w:r>
       <w:tab/>
       <w:tab/>
-      <w:t>2025-11-24</w:t>
+      <w:t>2025-11-25</w:t>
       <w:br/>
       <w:br/>
     </w:r>

--- a/klagomål/A 51875-2025 FSC-klagomål.docx
+++ b/klagomål/A 51875-2025 FSC-klagomål.docx
@@ -684,7 +684,7 @@
     <w:r>
       <w:tab/>
       <w:tab/>
-      <w:t>2025-11-25</w:t>
+      <w:t>2025-11-26</w:t>
       <w:br/>
       <w:br/>
     </w:r>

--- a/klagomål/A 51875-2025 FSC-klagomål.docx
+++ b/klagomål/A 51875-2025 FSC-klagomål.docx
@@ -684,7 +684,7 @@
     <w:r>
       <w:tab/>
       <w:tab/>
-      <w:t>2025-11-26</w:t>
+      <w:t>2025-11-27</w:t>
       <w:br/>
       <w:br/>
     </w:r>

--- a/klagomål/A 51875-2025 FSC-klagomål.docx
+++ b/klagomål/A 51875-2025 FSC-klagomål.docx
@@ -684,7 +684,7 @@
     <w:r>
       <w:tab/>
       <w:tab/>
-      <w:t>2025-11-27</w:t>
+      <w:t>2025-11-28</w:t>
       <w:br/>
       <w:br/>
     </w:r>

--- a/klagomål/A 51875-2025 FSC-klagomål.docx
+++ b/klagomål/A 51875-2025 FSC-klagomål.docx
@@ -684,7 +684,7 @@
     <w:r>
       <w:tab/>
       <w:tab/>
-      <w:t>2025-11-28</w:t>
+      <w:t>2025-11-29</w:t>
       <w:br/>
       <w:br/>
     </w:r>

--- a/klagomål/A 51875-2025 FSC-klagomål.docx
+++ b/klagomål/A 51875-2025 FSC-klagomål.docx
@@ -684,7 +684,7 @@
     <w:r>
       <w:tab/>
       <w:tab/>
-      <w:t>2025-11-29</w:t>
+      <w:t>2025-11-30</w:t>
       <w:br/>
       <w:br/>
     </w:r>

--- a/klagomål/A 51875-2025 FSC-klagomål.docx
+++ b/klagomål/A 51875-2025 FSC-klagomål.docx
@@ -684,7 +684,7 @@
     <w:r>
       <w:tab/>
       <w:tab/>
-      <w:t>2025-11-30</w:t>
+      <w:t>2025-12-01</w:t>
       <w:br/>
       <w:br/>
     </w:r>

--- a/klagomål/A 51875-2025 FSC-klagomål.docx
+++ b/klagomål/A 51875-2025 FSC-klagomål.docx
@@ -684,7 +684,7 @@
     <w:r>
       <w:tab/>
       <w:tab/>
-      <w:t>2025-12-01</w:t>
+      <w:t>2025-12-02</w:t>
       <w:br/>
       <w:br/>
     </w:r>

--- a/klagomål/A 51875-2025 FSC-klagomål.docx
+++ b/klagomål/A 51875-2025 FSC-klagomål.docx
@@ -684,7 +684,7 @@
     <w:r>
       <w:tab/>
       <w:tab/>
-      <w:t>2025-12-02</w:t>
+      <w:t>2025-12-03</w:t>
       <w:br/>
       <w:br/>
     </w:r>

--- a/klagomål/A 51875-2025 FSC-klagomål.docx
+++ b/klagomål/A 51875-2025 FSC-klagomål.docx
@@ -684,7 +684,7 @@
     <w:r>
       <w:tab/>
       <w:tab/>
-      <w:t>2025-12-03</w:t>
+      <w:t>2025-12-04</w:t>
       <w:br/>
       <w:br/>
     </w:r>

--- a/klagomål/A 51875-2025 FSC-klagomål.docx
+++ b/klagomål/A 51875-2025 FSC-klagomål.docx
@@ -684,7 +684,7 @@
     <w:r>
       <w:tab/>
       <w:tab/>
-      <w:t>2025-12-04</w:t>
+      <w:t>2025-12-05</w:t>
       <w:br/>
       <w:br/>
     </w:r>

--- a/klagomål/A 51875-2025 FSC-klagomål.docx
+++ b/klagomål/A 51875-2025 FSC-klagomål.docx
@@ -684,7 +684,7 @@
     <w:r>
       <w:tab/>
       <w:tab/>
-      <w:t>2025-12-05</w:t>
+      <w:t>2025-12-06</w:t>
       <w:br/>
       <w:br/>
     </w:r>

--- a/klagomål/A 51875-2025 FSC-klagomål.docx
+++ b/klagomål/A 51875-2025 FSC-klagomål.docx
@@ -684,7 +684,7 @@
     <w:r>
       <w:tab/>
       <w:tab/>
-      <w:t>2025-12-06</w:t>
+      <w:t>2025-12-07</w:t>
       <w:br/>
       <w:br/>
     </w:r>

--- a/klagomål/A 51875-2025 FSC-klagomål.docx
+++ b/klagomål/A 51875-2025 FSC-klagomål.docx
@@ -684,7 +684,7 @@
     <w:r>
       <w:tab/>
       <w:tab/>
-      <w:t>2025-12-07</w:t>
+      <w:t>2025-12-08</w:t>
       <w:br/>
       <w:br/>
     </w:r>

--- a/klagomål/A 51875-2025 FSC-klagomål.docx
+++ b/klagomål/A 51875-2025 FSC-klagomål.docx
@@ -684,7 +684,7 @@
     <w:r>
       <w:tab/>
       <w:tab/>
-      <w:t>2025-12-08</w:t>
+      <w:t>2025-12-09</w:t>
       <w:br/>
       <w:br/>
     </w:r>

--- a/klagomål/A 51875-2025 FSC-klagomål.docx
+++ b/klagomål/A 51875-2025 FSC-klagomål.docx
@@ -684,7 +684,7 @@
     <w:r>
       <w:tab/>
       <w:tab/>
-      <w:t>2025-12-09</w:t>
+      <w:t>2025-12-10</w:t>
       <w:br/>
       <w:br/>
     </w:r>

--- a/klagomål/A 51875-2025 FSC-klagomål.docx
+++ b/klagomål/A 51875-2025 FSC-klagomål.docx
@@ -684,7 +684,7 @@
     <w:r>
       <w:tab/>
       <w:tab/>
-      <w:t>2025-12-10</w:t>
+      <w:t>2025-12-11</w:t>
       <w:br/>
       <w:br/>
     </w:r>

--- a/klagomål/A 51875-2025 FSC-klagomål.docx
+++ b/klagomål/A 51875-2025 FSC-klagomål.docx
@@ -684,7 +684,7 @@
     <w:r>
       <w:tab/>
       <w:tab/>
-      <w:t>2025-12-11</w:t>
+      <w:t>2025-12-12</w:t>
       <w:br/>
       <w:br/>
     </w:r>

--- a/klagomål/A 51875-2025 FSC-klagomål.docx
+++ b/klagomål/A 51875-2025 FSC-klagomål.docx
@@ -684,7 +684,7 @@
     <w:r>
       <w:tab/>
       <w:tab/>
-      <w:t>2025-12-12</w:t>
+      <w:t>2025-12-13</w:t>
       <w:br/>
       <w:br/>
     </w:r>

--- a/klagomål/A 51875-2025 FSC-klagomål.docx
+++ b/klagomål/A 51875-2025 FSC-klagomål.docx
@@ -684,7 +684,7 @@
     <w:r>
       <w:tab/>
       <w:tab/>
-      <w:t>2025-12-19</w:t>
+      <w:t>2025-12-20</w:t>
       <w:br/>
       <w:br/>
     </w:r>

--- a/klagomål/A 51875-2025 FSC-klagomål.docx
+++ b/klagomål/A 51875-2025 FSC-klagomål.docx
@@ -684,7 +684,7 @@
     <w:r>
       <w:tab/>
       <w:tab/>
-      <w:t>2025-12-20</w:t>
+      <w:t>2025-12-21</w:t>
       <w:br/>
       <w:br/>
     </w:r>

--- a/klagomål/A 51875-2025 FSC-klagomål.docx
+++ b/klagomål/A 51875-2025 FSC-klagomål.docx
@@ -684,7 +684,7 @@
     <w:r>
       <w:tab/>
       <w:tab/>
-      <w:t>2025-12-21</w:t>
+      <w:t>2025-12-22</w:t>
       <w:br/>
       <w:br/>
     </w:r>

--- a/klagomål/A 51875-2025 FSC-klagomål.docx
+++ b/klagomål/A 51875-2025 FSC-klagomål.docx
@@ -684,7 +684,7 @@
     <w:r>
       <w:tab/>
       <w:tab/>
-      <w:t>2025-12-22</w:t>
+      <w:t>2025-12-26</w:t>
       <w:br/>
       <w:br/>
     </w:r>

--- a/klagomål/A 51875-2025 FSC-klagomål.docx
+++ b/klagomål/A 51875-2025 FSC-klagomål.docx
@@ -684,7 +684,7 @@
     <w:r>
       <w:tab/>
       <w:tab/>
-      <w:t>2026-01-07</w:t>
+      <w:t>2026-01-08</w:t>
       <w:br/>
       <w:br/>
     </w:r>

--- a/klagomål/A 51875-2025 FSC-klagomål.docx
+++ b/klagomål/A 51875-2025 FSC-klagomål.docx
@@ -684,7 +684,7 @@
     <w:r>
       <w:tab/>
       <w:tab/>
-      <w:t>2026-01-08</w:t>
+      <w:t>2026-01-09</w:t>
       <w:br/>
       <w:br/>
     </w:r>

--- a/klagomål/A 51875-2025 FSC-klagomål.docx
+++ b/klagomål/A 51875-2025 FSC-klagomål.docx
@@ -684,7 +684,7 @@
     <w:r>
       <w:tab/>
       <w:tab/>
-      <w:t>2026-01-09</w:t>
+      <w:t>2026-01-10</w:t>
       <w:br/>
       <w:br/>
     </w:r>

--- a/klagomål/A 51875-2025 FSC-klagomål.docx
+++ b/klagomål/A 51875-2025 FSC-klagomål.docx
@@ -684,7 +684,7 @@
     <w:r>
       <w:tab/>
       <w:tab/>
-      <w:t>2026-01-10</w:t>
+      <w:t>2026-01-11</w:t>
       <w:br/>
       <w:br/>
     </w:r>

--- a/klagomål/A 51875-2025 FSC-klagomål.docx
+++ b/klagomål/A 51875-2025 FSC-klagomål.docx
@@ -684,7 +684,7 @@
     <w:r>
       <w:tab/>
       <w:tab/>
-      <w:t>2026-01-11</w:t>
+      <w:t>2026-01-12</w:t>
       <w:br/>
       <w:br/>
     </w:r>

--- a/klagomål/A 51875-2025 FSC-klagomål.docx
+++ b/klagomål/A 51875-2025 FSC-klagomål.docx
@@ -684,7 +684,7 @@
     <w:r>
       <w:tab/>
       <w:tab/>
-      <w:t>2026-01-12</w:t>
+      <w:t>2026-01-13</w:t>
       <w:br/>
       <w:br/>
     </w:r>

--- a/klagomål/A 51875-2025 FSC-klagomål.docx
+++ b/klagomål/A 51875-2025 FSC-klagomål.docx
@@ -684,7 +684,7 @@
     <w:r>
       <w:tab/>
       <w:tab/>
-      <w:t>2026-01-13</w:t>
+      <w:t>2026-01-14</w:t>
       <w:br/>
       <w:br/>
     </w:r>

--- a/klagomål/A 51875-2025 FSC-klagomål.docx
+++ b/klagomål/A 51875-2025 FSC-klagomål.docx
@@ -684,7 +684,7 @@
     <w:r>
       <w:tab/>
       <w:tab/>
-      <w:t>2026-01-14</w:t>
+      <w:t>2026-01-15</w:t>
       <w:br/>
       <w:br/>
     </w:r>

--- a/klagomål/A 51875-2025 FSC-klagomål.docx
+++ b/klagomål/A 51875-2025 FSC-klagomål.docx
@@ -684,7 +684,7 @@
     <w:r>
       <w:tab/>
       <w:tab/>
-      <w:t>2026-01-15</w:t>
+      <w:t>2026-01-16</w:t>
       <w:br/>
       <w:br/>
     </w:r>

--- a/klagomål/A 51875-2025 FSC-klagomål.docx
+++ b/klagomål/A 51875-2025 FSC-klagomål.docx
@@ -684,7 +684,7 @@
     <w:r>
       <w:tab/>
       <w:tab/>
-      <w:t>2026-01-16</w:t>
+      <w:t>2026-01-17</w:t>
       <w:br/>
       <w:br/>
     </w:r>

--- a/klagomål/A 51875-2025 FSC-klagomål.docx
+++ b/klagomål/A 51875-2025 FSC-klagomål.docx
@@ -684,7 +684,7 @@
     <w:r>
       <w:tab/>
       <w:tab/>
-      <w:t>2026-01-17</w:t>
+      <w:t>2026-01-18</w:t>
       <w:br/>
       <w:br/>
     </w:r>

--- a/klagomål/A 51875-2025 FSC-klagomål.docx
+++ b/klagomål/A 51875-2025 FSC-klagomål.docx
@@ -684,7 +684,7 @@
     <w:r>
       <w:tab/>
       <w:tab/>
-      <w:t>2026-01-18</w:t>
+      <w:t>2026-01-19</w:t>
       <w:br/>
       <w:br/>
     </w:r>

--- a/klagomål/A 51875-2025 FSC-klagomål.docx
+++ b/klagomål/A 51875-2025 FSC-klagomål.docx
@@ -684,7 +684,7 @@
     <w:r>
       <w:tab/>
       <w:tab/>
-      <w:t>2026-01-19</w:t>
+      <w:t>2026-01-20</w:t>
       <w:br/>
       <w:br/>
     </w:r>

--- a/klagomål/A 51875-2025 FSC-klagomål.docx
+++ b/klagomål/A 51875-2025 FSC-klagomål.docx
@@ -684,7 +684,7 @@
     <w:r>
       <w:tab/>
       <w:tab/>
-      <w:t>2026-01-20</w:t>
+      <w:t>2026-01-21</w:t>
       <w:br/>
       <w:br/>
     </w:r>

--- a/klagomål/A 51875-2025 FSC-klagomål.docx
+++ b/klagomål/A 51875-2025 FSC-klagomål.docx
@@ -684,7 +684,7 @@
     <w:r>
       <w:tab/>
       <w:tab/>
-      <w:t>2026-01-21</w:t>
+      <w:t>2026-01-23</w:t>
       <w:br/>
       <w:br/>
     </w:r>

--- a/klagomål/A 51875-2025 FSC-klagomål.docx
+++ b/klagomål/A 51875-2025 FSC-klagomål.docx
@@ -684,7 +684,7 @@
     <w:r>
       <w:tab/>
       <w:tab/>
-      <w:t>2026-01-23</w:t>
+      <w:t>2026-01-24</w:t>
       <w:br/>
       <w:br/>
     </w:r>

--- a/klagomål/A 51875-2025 FSC-klagomål.docx
+++ b/klagomål/A 51875-2025 FSC-klagomål.docx
@@ -684,7 +684,7 @@
     <w:r>
       <w:tab/>
       <w:tab/>
-      <w:t>2026-01-24</w:t>
+      <w:t>2026-01-25</w:t>
       <w:br/>
       <w:br/>
     </w:r>

--- a/klagomål/A 51875-2025 FSC-klagomål.docx
+++ b/klagomål/A 51875-2025 FSC-klagomål.docx
@@ -684,7 +684,7 @@
     <w:r>
       <w:tab/>
       <w:tab/>
-      <w:t>2026-01-25</w:t>
+      <w:t>2026-01-26</w:t>
       <w:br/>
       <w:br/>
     </w:r>

--- a/klagomål/A 51875-2025 FSC-klagomål.docx
+++ b/klagomål/A 51875-2025 FSC-klagomål.docx
@@ -684,7 +684,7 @@
     <w:r>
       <w:tab/>
       <w:tab/>
-      <w:t>2026-01-26</w:t>
+      <w:t>2026-01-27</w:t>
       <w:br/>
       <w:br/>
     </w:r>

--- a/klagomål/A 51875-2025 FSC-klagomål.docx
+++ b/klagomål/A 51875-2025 FSC-klagomål.docx
@@ -684,7 +684,7 @@
     <w:r>
       <w:tab/>
       <w:tab/>
-      <w:t>2026-01-27</w:t>
+      <w:t>2026-01-28</w:t>
       <w:br/>
       <w:br/>
     </w:r>

--- a/klagomål/A 51875-2025 FSC-klagomål.docx
+++ b/klagomål/A 51875-2025 FSC-klagomål.docx
@@ -112,7 +112,7 @@
         <w:pStyle w:val="ListBullet"/>
       </w:pPr>
       <w:r>
-        <w:t>Om ett ombud (tex Norra skog eller Mellanskog) avverkningsanmäler en skog med naturvärden motsvarande nyckelbiotops kvalité men markägaren inte är FSC certifierad, bör du skicka in ett FSC kontrollerat virke klagomål. Då ska klagomålet skickas till ombudsföretaget.</w:t>
+        <w:t>Om ett ombud (tex Norra skog eller Mellanskog) avverkningsanmäler en skog med naturvärden motsvarande nyckelbiotops kvalitet men markägaren inte är FSC certifierad, bör du skicka in ett FSC kontrollerat virke klagomål. Då ska klagomålet skickas till ombudsföretaget.</w:t>
       </w:r>
     </w:p>
     <w:p>
@@ -262,10 +262,48 @@
         <w:rPr>
           <w:b/>
         </w:rPr>
+        <w:t xml:space="preserve">Källpraktmossa </w:t>
+      </w:r>
+      <w:r>
+        <w:t xml:space="preserve">växer på fuktig eller blöt, näringsrik och ofta mineralrik mark, t.ex. i sumpskogar. Den är en god signalart i södra och mellersta Sverige och förekommer ofta i artrika miljöer med t.ex. kärrkammossa, bågpraktmossa, filtrundmossa och skogshakmossa. Eftersom mängden våtmarker har reducerats kraftigt i södra Sverige under det senaste seklet har förekomsten av källpraktmossa troligen minskat i söder. Källpraktmossa är typisk art för </w:t>
+      </w:r>
+      <w:r>
+        <w:rPr>
+          <w:i/>
+        </w:rPr>
+        <w:t xml:space="preserve">7160 Källor och källkärr, 9750 Svämlövskog </w:t>
+      </w:r>
+      <w:r>
+        <w:t>och</w:t>
+      </w:r>
+      <w:r>
+        <w:rPr>
+          <w:i/>
+        </w:rPr>
+        <w:t xml:space="preserve"> 9080 Lövsumpskog </w:t>
+      </w:r>
+      <w:r>
+        <w:t>(Nitare &amp; Skogsstyrelsen, 2019; SLU Artdatabanken, 2025).</w:t>
+      </w:r>
+    </w:p>
+    <w:p>
+      <w:r>
+        <w:rPr>
+          <w:b/>
+        </w:rPr>
         <w:t xml:space="preserve">Orange taggsvamp (NT) </w:t>
       </w:r>
       <w:r>
-        <w:t>bildar mykorrhiza med både gran och tall och den förekommer främst i äldre barrskogar med kontinuitetsskogskaraktär. Mest frekvent är den i äldre mossrik granskog, men då bara i skogar inom granens naturliga utbredningsområde och i bestånd med långvarig grankontinuitet. Den totala populationen i landet bedöms ha minskat kraftigt och fortsatt kommer att minska då arten är knuten till en produktiv skogsmiljö som successivt avverkas. Arten hotas främst av skogsavverkning och tycks försvinna efter slutavverkning, markberedning och plantering och det är inte känt att arten har återkommit i anlagd skog på tidigare kalmark (SLU Artdatabanken, 2024).</w:t>
+        <w:t xml:space="preserve">bildar mykorrhiza med både gran och tall och den förekommer främst i äldre barrskogar med kontinuitetsskogskaraktär. Mest frekvent är den i äldre mossrik granskog, men då bara i skogar inom granens naturliga utbredningsområde och i bestånd med långvarig grankontinuitet. Den totala populationen i landet bedöms ha minskat kraftigt och fortsatt kommer att minska då arten är knuten till en produktiv skogsmiljö som successivt avverkas. Arten hotas främst av skogsavverkning och tycks försvinna efter slutavverkning, markberedning och plantering och det är inte känt att arten har återkommit i anlagd skog på tidigare kalmark. Orange taggsvamp är typisk art för </w:t>
+      </w:r>
+      <w:r>
+        <w:rPr>
+          <w:i/>
+        </w:rPr>
+        <w:t>9010 Taiga</w:t>
+      </w:r>
+      <w:r>
+        <w:t xml:space="preserve"> (SLU Artdatabanken, 2024).</w:t>
       </w:r>
     </w:p>
     <w:p>
@@ -276,7 +314,16 @@
         <w:t xml:space="preserve">Vedtrappmossa (NT) </w:t>
       </w:r>
       <w:r>
-        <w:t>växer på död ved, främst i gammal granskog. Den förekommer knappast alls i fjällnära barrskogar utan finns i skogslandskapet nedom fjällen och framför allt i landets södra delar är den en mycket bra signalart för barrnaturskog med höga naturvärden. Skogsavverkning och brist på grov död ved i skogen är de allvarligaste hoten och den överlever inte kalhyggesbruk. Lokaler med sluten granskog, tillräckligt stora för att säkerställa ett kontinuerligt tillskott på grova lågor, bör undantas från storskaligt skogsbruk (SLU Artdatabanken, 2024).</w:t>
+        <w:t xml:space="preserve">växer på död ved, främst i gammal granskog. Den förekommer knappast alls i fjällnära barrskogar utan finns i skogslandskapet nedom fjällen och framför allt i landets södra delar är den en mycket bra signalart för barrnaturskog med höga naturvärden. Skogsavverkning och brist på grov död ved i skogen är de allvarligaste hoten och den överlever inte kalhyggesbruk. Lokaler med sluten granskog, tillräckligt stora för att säkerställa ett kontinuerligt tillskott på grova lågor, bör undantas från storskaligt skogsbruk. Vedtrappmossa är typisk art för </w:t>
+      </w:r>
+      <w:r>
+        <w:rPr>
+          <w:i/>
+        </w:rPr>
+        <w:t>9010 Taiga</w:t>
+      </w:r>
+      <w:r>
+        <w:t xml:space="preserve"> (SLU Artdatabanken, 2024).</w:t>
       </w:r>
     </w:p>
     <w:p>
@@ -684,7 +731,7 @@
     <w:r>
       <w:tab/>
       <w:tab/>
-      <w:t>2026-01-28</w:t>
+      <w:t>2026-01-29</w:t>
       <w:br/>
       <w:br/>
     </w:r>

--- a/klagomål/A 51875-2025 FSC-klagomål.docx
+++ b/klagomål/A 51875-2025 FSC-klagomål.docx
@@ -731,7 +731,7 @@
     <w:r>
       <w:tab/>
       <w:tab/>
-      <w:t>2026-01-29</w:t>
+      <w:t>2026-01-30</w:t>
       <w:br/>
       <w:br/>
     </w:r>

--- a/klagomål/A 51875-2025 FSC-klagomål.docx
+++ b/klagomål/A 51875-2025 FSC-klagomål.docx
@@ -731,7 +731,7 @@
     <w:r>
       <w:tab/>
       <w:tab/>
-      <w:t>2026-01-30</w:t>
+      <w:t>2026-01-31</w:t>
       <w:br/>
       <w:br/>
     </w:r>

--- a/klagomål/A 51875-2025 FSC-klagomål.docx
+++ b/klagomål/A 51875-2025 FSC-klagomål.docx
@@ -731,7 +731,7 @@
     <w:r>
       <w:tab/>
       <w:tab/>
-      <w:t>2026-03-02</w:t>
+      <w:t>2026-03-03</w:t>
       <w:br/>
       <w:br/>
     </w:r>

--- a/klagomål/A 51875-2025 FSC-klagomål.docx
+++ b/klagomål/A 51875-2025 FSC-klagomål.docx
@@ -731,7 +731,7 @@
     <w:r>
       <w:tab/>
       <w:tab/>
-      <w:t>2026-03-03</w:t>
+      <w:t>2026-03-04</w:t>
       <w:br/>
       <w:br/>
     </w:r>

--- a/klagomål/A 51875-2025 FSC-klagomål.docx
+++ b/klagomål/A 51875-2025 FSC-klagomål.docx
@@ -731,7 +731,7 @@
     <w:r>
       <w:tab/>
       <w:tab/>
-      <w:t>2026-03-04</w:t>
+      <w:t>2026-03-05</w:t>
       <w:br/>
       <w:br/>
     </w:r>

--- a/klagomål/A 51875-2025 FSC-klagomål.docx
+++ b/klagomål/A 51875-2025 FSC-klagomål.docx
@@ -731,7 +731,7 @@
     <w:r>
       <w:tab/>
       <w:tab/>
-      <w:t>2026-03-05</w:t>
+      <w:t>2026-03-06</w:t>
       <w:br/>
       <w:br/>
     </w:r>

--- a/klagomål/A 51875-2025 FSC-klagomål.docx
+++ b/klagomål/A 51875-2025 FSC-klagomål.docx
@@ -731,7 +731,7 @@
     <w:r>
       <w:tab/>
       <w:tab/>
-      <w:t>2026-03-06</w:t>
+      <w:t>2026-03-07</w:t>
       <w:br/>
       <w:br/>
     </w:r>

--- a/klagomål/A 51875-2025 FSC-klagomål.docx
+++ b/klagomål/A 51875-2025 FSC-klagomål.docx
@@ -731,7 +731,7 @@
     <w:r>
       <w:tab/>
       <w:tab/>
-      <w:t>2026-04-14</w:t>
+      <w:t>2026-04-15</w:t>
       <w:br/>
       <w:br/>
     </w:r>

--- a/klagomål/A 51875-2025 FSC-klagomål.docx
+++ b/klagomål/A 51875-2025 FSC-klagomål.docx
@@ -731,7 +731,7 @@
     <w:r>
       <w:tab/>
       <w:tab/>
-      <w:t>2026-04-15</w:t>
+      <w:t>2026-04-16</w:t>
       <w:br/>
       <w:br/>
     </w:r>

--- a/klagomål/A 51875-2025 FSC-klagomål.docx
+++ b/klagomål/A 51875-2025 FSC-klagomål.docx
@@ -731,7 +731,7 @@
     <w:r>
       <w:tab/>
       <w:tab/>
-      <w:t>2026-04-16</w:t>
+      <w:t>2026-04-17</w:t>
       <w:br/>
       <w:br/>
     </w:r>

--- a/klagomål/A 51875-2025 FSC-klagomål.docx
+++ b/klagomål/A 51875-2025 FSC-klagomål.docx
@@ -731,7 +731,7 @@
     <w:r>
       <w:tab/>
       <w:tab/>
-      <w:t>2026-04-17</w:t>
+      <w:t>2026-04-18</w:t>
       <w:br/>
       <w:br/>
     </w:r>

--- a/klagomål/A 51875-2025 FSC-klagomål.docx
+++ b/klagomål/A 51875-2025 FSC-klagomål.docx
@@ -731,7 +731,7 @@
     <w:r>
       <w:tab/>
       <w:tab/>
-      <w:t>2026-04-18</w:t>
+      <w:t>2026-04-19</w:t>
       <w:br/>
       <w:br/>
     </w:r>

--- a/klagomål/A 51875-2025 FSC-klagomål.docx
+++ b/klagomål/A 51875-2025 FSC-klagomål.docx
@@ -731,7 +731,7 @@
     <w:r>
       <w:tab/>
       <w:tab/>
-      <w:t>2026-04-19</w:t>
+      <w:t>2026-04-20</w:t>
       <w:br/>
       <w:br/>
     </w:r>

--- a/klagomål/A 51875-2025 FSC-klagomål.docx
+++ b/klagomål/A 51875-2025 FSC-klagomål.docx
@@ -731,7 +731,7 @@
     <w:r>
       <w:tab/>
       <w:tab/>
-      <w:t>2026-04-20</w:t>
+      <w:t>2026-04-21</w:t>
       <w:br/>
       <w:br/>
     </w:r>

--- a/klagomål/A 51875-2025 FSC-klagomål.docx
+++ b/klagomål/A 51875-2025 FSC-klagomål.docx
@@ -731,7 +731,7 @@
     <w:r>
       <w:tab/>
       <w:tab/>
-      <w:t>2026-04-21</w:t>
+      <w:t>2026-04-22</w:t>
       <w:br/>
       <w:br/>
     </w:r>

--- a/klagomål/A 51875-2025 FSC-klagomål.docx
+++ b/klagomål/A 51875-2025 FSC-klagomål.docx
@@ -731,7 +731,7 @@
     <w:r>
       <w:tab/>
       <w:tab/>
-      <w:t>2026-04-22</w:t>
+      <w:t>2026-04-23</w:t>
       <w:br/>
       <w:br/>
     </w:r>

--- a/klagomål/A 51875-2025 FSC-klagomål.docx
+++ b/klagomål/A 51875-2025 FSC-klagomål.docx
@@ -731,7 +731,7 @@
     <w:r>
       <w:tab/>
       <w:tab/>
-      <w:t>2026-04-23</w:t>
+      <w:t>2026-04-24</w:t>
       <w:br/>
       <w:br/>
     </w:r>

--- a/klagomål/A 51875-2025 FSC-klagomål.docx
+++ b/klagomål/A 51875-2025 FSC-klagomål.docx
@@ -731,7 +731,7 @@
     <w:r>
       <w:tab/>
       <w:tab/>
-      <w:t>2026-04-24</w:t>
+      <w:t>2026-04-25</w:t>
       <w:br/>
       <w:br/>
     </w:r>

--- a/klagomål/A 51875-2025 FSC-klagomål.docx
+++ b/klagomål/A 51875-2025 FSC-klagomål.docx
@@ -731,7 +731,7 @@
     <w:r>
       <w:tab/>
       <w:tab/>
-      <w:t>2026-04-25</w:t>
+      <w:t>2026-04-26</w:t>
       <w:br/>
       <w:br/>
     </w:r>

--- a/klagomål/A 51875-2025 FSC-klagomål.docx
+++ b/klagomål/A 51875-2025 FSC-klagomål.docx
@@ -731,7 +731,7 @@
     <w:r>
       <w:tab/>
       <w:tab/>
-      <w:t>2026-04-26</w:t>
+      <w:t>2026-04-27</w:t>
       <w:br/>
       <w:br/>
     </w:r>

--- a/klagomål/A 51875-2025 FSC-klagomål.docx
+++ b/klagomål/A 51875-2025 FSC-klagomål.docx
@@ -731,7 +731,7 @@
     <w:r>
       <w:tab/>
       <w:tab/>
-      <w:t>2026-04-27</w:t>
+      <w:t>2026-04-28</w:t>
       <w:br/>
       <w:br/>
     </w:r>

--- a/klagomål/A 51875-2025 FSC-klagomål.docx
+++ b/klagomål/A 51875-2025 FSC-klagomål.docx
@@ -731,7 +731,7 @@
     <w:r>
       <w:tab/>
       <w:tab/>
-      <w:t>2026-04-28</w:t>
+      <w:t>2026-04-29</w:t>
       <w:br/>
       <w:br/>
     </w:r>

--- a/klagomål/A 51875-2025 FSC-klagomål.docx
+++ b/klagomål/A 51875-2025 FSC-klagomål.docx
@@ -731,7 +731,7 @@
     <w:r>
       <w:tab/>
       <w:tab/>
-      <w:t>2026-04-29</w:t>
+      <w:t>2026-04-30</w:t>
       <w:br/>
       <w:br/>
     </w:r>

--- a/klagomål/A 51875-2025 FSC-klagomål.docx
+++ b/klagomål/A 51875-2025 FSC-klagomål.docx
@@ -731,7 +731,7 @@
     <w:r>
       <w:tab/>
       <w:tab/>
-      <w:t>2026-04-30</w:t>
+      <w:t>2026-05-01</w:t>
       <w:br/>
       <w:br/>
     </w:r>

--- a/klagomål/A 51875-2025 FSC-klagomål.docx
+++ b/klagomål/A 51875-2025 FSC-klagomål.docx
@@ -731,7 +731,7 @@
     <w:r>
       <w:tab/>
       <w:tab/>
-      <w:t>2026-05-01</w:t>
+      <w:t>2026-05-02</w:t>
       <w:br/>
       <w:br/>
     </w:r>

--- a/klagomål/A 51875-2025 FSC-klagomål.docx
+++ b/klagomål/A 51875-2025 FSC-klagomål.docx
@@ -731,7 +731,7 @@
     <w:r>
       <w:tab/>
       <w:tab/>
-      <w:t>2026-05-02</w:t>
+      <w:t>2026-05-03</w:t>
       <w:br/>
       <w:br/>
     </w:r>

--- a/klagomål/A 51875-2025 FSC-klagomål.docx
+++ b/klagomål/A 51875-2025 FSC-klagomål.docx
@@ -731,7 +731,7 @@
     <w:r>
       <w:tab/>
       <w:tab/>
-      <w:t>2026-05-03</w:t>
+      <w:t>2026-05-04</w:t>
       <w:br/>
       <w:br/>
     </w:r>

--- a/klagomål/A 51875-2025 FSC-klagomål.docx
+++ b/klagomål/A 51875-2025 FSC-klagomål.docx
@@ -731,7 +731,7 @@
     <w:r>
       <w:tab/>
       <w:tab/>
-      <w:t>2026-05-04</w:t>
+      <w:t>2026-05-05</w:t>
       <w:br/>
       <w:br/>
     </w:r>

--- a/klagomål/A 51875-2025 FSC-klagomål.docx
+++ b/klagomål/A 51875-2025 FSC-klagomål.docx
@@ -731,7 +731,7 @@
     <w:r>
       <w:tab/>
       <w:tab/>
-      <w:t>2026-05-05</w:t>
+      <w:t>2026-05-06</w:t>
       <w:br/>
       <w:br/>
     </w:r>

--- a/klagomål/A 51875-2025 FSC-klagomål.docx
+++ b/klagomål/A 51875-2025 FSC-klagomål.docx
@@ -731,7 +731,7 @@
     <w:r>
       <w:tab/>
       <w:tab/>
-      <w:t>2026-05-16</w:t>
+      <w:t>2026-05-17</w:t>
       <w:br/>
       <w:br/>
     </w:r>

--- a/klagomål/A 51875-2025 FSC-klagomål.docx
+++ b/klagomål/A 51875-2025 FSC-klagomål.docx
@@ -731,7 +731,7 @@
     <w:r>
       <w:tab/>
       <w:tab/>
-      <w:t>2026-05-17</w:t>
+      <w:t>2026-05-18</w:t>
       <w:br/>
       <w:br/>
     </w:r>

--- a/klagomål/A 51875-2025 FSC-klagomål.docx
+++ b/klagomål/A 51875-2025 FSC-klagomål.docx
@@ -731,7 +731,7 @@
     <w:r>
       <w:tab/>
       <w:tab/>
-      <w:t>2026-05-18</w:t>
+      <w:t>2026-05-19</w:t>
       <w:br/>
       <w:br/>
     </w:r>

--- a/klagomål/A 51875-2025 FSC-klagomål.docx
+++ b/klagomål/A 51875-2025 FSC-klagomål.docx
@@ -731,7 +731,7 @@
     <w:r>
       <w:tab/>
       <w:tab/>
-      <w:t>2026-05-19</w:t>
+      <w:t>2026-05-20</w:t>
       <w:br/>
       <w:br/>
     </w:r>
